--- a/Week1_TeamFormation_Document.docx
+++ b/Week1_TeamFormation_Document.docx
@@ -4,19 +4,10 @@
   <w:body>
     <w:p>
       <w:pPr>
-        <w:pStyle w:val="Title"/>
-        <w:jc w:val="center"/>
-      </w:pPr>
-      <w:r>
-        <w:t>Individual Project Approach</w:t>
-      </w:r>
-    </w:p>
-    <w:p>
-      <w:pPr>
         <w:pStyle w:val="Heading1"/>
       </w:pPr>
       <w:r>
-        <w:t>Week 1: Team Formation Documentation</w:t>
+        <w:t>Week 1: Team Formation</w:t>
       </w:r>
     </w:p>
     <w:p>
@@ -24,68 +15,25 @@
         <w:pStyle w:val="Heading2"/>
       </w:pPr>
       <w:r>
-        <w:t>Individual Project Approach</w:t>
+        <w:t>Team Formation Status</w:t>
+      </w:r>
+    </w:p>
+    <w:p>
+      <w:r>
+        <w:t>I'm working by myself on this project. I couldn't find anyone else to team up with and honestly I prefer working alone anyway. I know I'll have to do all the work myself but that's fine with me.</w:t>
       </w:r>
     </w:p>
     <w:p>
       <w:pPr>
-        <w:pStyle w:val="Heading3"/>
+        <w:pStyle w:val="Heading2"/>
       </w:pPr>
       <w:r>
-        <w:t>Project Structure</w:t>
+        <w:t>Why I'm Working Alone</w:t>
       </w:r>
     </w:p>
     <w:p>
       <w:r>
-        <w:t>I'm working individually on this COVID-19 chest X-ray Vision Transformer project. This allows me to:</w:t>
-      </w:r>
-    </w:p>
-    <w:p>
-      <w:pPr>
-        <w:pStyle w:val="ListNumber"/>
-      </w:pPr>
-      <w:r>
-        <w:t>**Deep Learning Focus**: Concentrate on understanding transformer architecture</w:t>
-      </w:r>
-    </w:p>
-    <w:p>
-      <w:pPr>
-        <w:pStyle w:val="ListNumber"/>
-      </w:pPr>
-      <w:r>
-        <w:t>**Medical AI Learning**: Focus on healthcare applications of AI</w:t>
-      </w:r>
-    </w:p>
-    <w:p>
-      <w:pPr>
-        <w:pStyle w:val="ListNumber"/>
-      </w:pPr>
-      <w:r>
-        <w:t>**Complete Control**: Make all technical decisions independently</w:t>
-      </w:r>
-    </w:p>
-    <w:p>
-      <w:pPr>
-        <w:pStyle w:val="ListNumber"/>
-      </w:pPr>
-      <w:r>
-        <w:t>**Full Credit**: Take responsibility for all implementation work</w:t>
-      </w:r>
-    </w:p>
-    <w:p>
-      <w:pPr>
-        <w:pStyle w:val="Heading3"/>
-      </w:pPr>
-      <w:r>
-        <w:t>Repository Analysis Approach</w:t>
-      </w:r>
-    </w:p>
-    <w:p>
-      <w:r>
-        <w:rPr>
-          <w:b/>
-        </w:rPr>
-        <w:t>Step 1: Code Review</w:t>
+        <w:t>I decided to work individually because:</w:t>
       </w:r>
     </w:p>
     <w:p>
@@ -93,7 +41,7 @@
         <w:pStyle w:val="ListBullet"/>
       </w:pPr>
       <w:r>
-        <w:t>Analyzed all Python files in Internet_Source_Code directory</w:t>
+        <w:t>I like controlling my own schedule and deadlines</w:t>
       </w:r>
     </w:p>
     <w:p>
@@ -101,7 +49,7 @@
         <w:pStyle w:val="ListBullet"/>
       </w:pPr>
       <w:r>
-        <w:t>Understood the Vision Transformer implementation</w:t>
+        <w:t>I work better when I don't have to coordinate with other people</w:t>
       </w:r>
     </w:p>
     <w:p>
@@ -109,15 +57,7 @@
         <w:pStyle w:val="ListBullet"/>
       </w:pPr>
       <w:r>
-        <w:t>Reviewed data processing and splitting methods</w:t>
-      </w:r>
-    </w:p>
-    <w:p>
-      <w:r>
-        <w:rPr>
-          <w:b/>
-        </w:rPr>
-        <w:t>Step 2: Dataset Understanding</w:t>
+        <w:t>I can focus on the topics I'm most interested in (computer vision and medical imaging)</w:t>
       </w:r>
     </w:p>
     <w:p>
@@ -125,7 +65,55 @@
         <w:pStyle w:val="ListBullet"/>
       </w:pPr>
       <w:r>
-        <w:t>Examined the processed data splits</w:t>
+        <w:t>I don't have to worry about team conflicts or people not pulling their weight</w:t>
+      </w:r>
+    </w:p>
+    <w:p>
+      <w:r>
+        <w:t>I understand this means I'll have more work to do, but I'm committed to completing all the assignments on time and doing quality work.</w:t>
+      </w:r>
+    </w:p>
+    <w:p>
+      <w:r>
+        <w:t>1. Focus deeply on a specific research area without coordination overhead</w:t>
+      </w:r>
+    </w:p>
+    <w:p>
+      <w:r>
+        <w:t>2. Learn all aspects of the machine learning pipeline comprehensively</w:t>
+      </w:r>
+    </w:p>
+    <w:p>
+      <w:r>
+        <w:t>3. Take full ownership of the project outcomes</w:t>
+      </w:r>
+    </w:p>
+    <w:p>
+      <w:r>
+        <w:t>4. Develop stronger independent research skills</w:t>
+      </w:r>
+    </w:p>
+    <w:p>
+      <w:r>
+        <w:t>5. Progress at my own pace while meeting all deadlines</w:t>
+      </w:r>
+    </w:p>
+    <w:p>
+      <w:pPr>
+        <w:pStyle w:val="Heading2"/>
+      </w:pPr>
+      <w:r>
+        <w:t>Commitment Statement</w:t>
+      </w:r>
+    </w:p>
+    <w:p>
+      <w:r>
+        <w:t>I understand that working individually means I will be responsible for all aspects of the project including research, implementation, testing, and documentation. I commit to dedicating a minimum of 5 hours per week to this course as required.</w:t>
+      </w:r>
+    </w:p>
+    <w:p>
+      <w:r>
+        <w:t>I am prepared to handle the increased workload and take full responsibility for:</w:t>
       </w:r>
     </w:p>
     <w:p>
@@ -133,7 +121,7 @@
         <w:pStyle w:val="ListBullet"/>
       </w:pPr>
       <w:r>
-        <w:t>Understood patient-level separation methodology</w:t>
+        <w:t>Literature review and parent paper selection</w:t>
       </w:r>
     </w:p>
     <w:p>
@@ -141,15 +129,7 @@
         <w:pStyle w:val="ListBullet"/>
       </w:pPr>
       <w:r>
-        <w:t>Analyzed class distributions and balancing</w:t>
-      </w:r>
-    </w:p>
-    <w:p>
-      <w:r>
-        <w:rPr>
-          <w:b/>
-        </w:rPr>
-        <w:t>Step 3: Technical Planning</w:t>
+        <w:t>Data acquisition and preprocessing</w:t>
       </w:r>
     </w:p>
     <w:p>
@@ -157,7 +137,7 @@
         <w:pStyle w:val="ListBullet"/>
       </w:pPr>
       <w:r>
-        <w:t>Identified key components: model, data, training, evaluation</w:t>
+        <w:t>Model implementation and training</w:t>
       </w:r>
     </w:p>
     <w:p>
@@ -165,7 +145,7 @@
         <w:pStyle w:val="ListBullet"/>
       </w:pPr>
       <w:r>
-        <w:t>Planned implementation approach using existing code</w:t>
+        <w:t>Results analysis and documentation</w:t>
       </w:r>
     </w:p>
     <w:p>
@@ -173,238 +153,7 @@
         <w:pStyle w:val="ListBullet"/>
       </w:pPr>
       <w:r>
-        <w:t>Determined requirements and dependencies</w:t>
-      </w:r>
-    </w:p>
-    <w:p>
-      <w:pPr>
-        <w:pStyle w:val="Heading3"/>
-      </w:pPr>
-      <w:r>
-        <w:t>Individual Responsibilities</w:t>
-      </w:r>
-    </w:p>
-    <w:p>
-      <w:r>
-        <w:t>**Research &amp; Analysis**:</w:t>
-      </w:r>
-    </w:p>
-    <w:p>
-      <w:pPr>
-        <w:pStyle w:val="ListBullet"/>
-      </w:pPr>
-      <w:r>
-        <w:t>Study Vision Transformer architecture for medical imaging</w:t>
-      </w:r>
-    </w:p>
-    <w:p>
-      <w:pPr>
-        <w:pStyle w:val="ListBullet"/>
-      </w:pPr>
-      <w:r>
-        <w:t>Analyze COVID-19 chest X-ray classification approaches</w:t>
-      </w:r>
-    </w:p>
-    <w:p>
-      <w:pPr>
-        <w:pStyle w:val="ListBullet"/>
-      </w:pPr>
-      <w:r>
-        <w:t>Review related work and baseline comparisons</w:t>
-      </w:r>
-    </w:p>
-    <w:p>
-      <w:r>
-        <w:t>**Technical Implementation**:</w:t>
-      </w:r>
-    </w:p>
-    <w:p>
-      <w:pPr>
-        <w:pStyle w:val="ListBullet"/>
-      </w:pPr>
-      <w:r>
-        <w:t>Set up development environment</w:t>
-      </w:r>
-    </w:p>
-    <w:p>
-      <w:pPr>
-        <w:pStyle w:val="ListBullet"/>
-      </w:pPr>
-      <w:r>
-        <w:t>Process and prepare dataset</w:t>
-      </w:r>
-    </w:p>
-    <w:p>
-      <w:pPr>
-        <w:pStyle w:val="ListBullet"/>
-      </w:pPr>
-      <w:r>
-        <w:t>Implement and train Vision Transformer model</w:t>
-      </w:r>
-    </w:p>
-    <w:p>
-      <w:pPr>
-        <w:pStyle w:val="ListBullet"/>
-      </w:pPr>
-      <w:r>
-        <w:t>Evaluate performance and generate results</w:t>
-      </w:r>
-    </w:p>
-    <w:p>
-      <w:r>
-        <w:t>**Documentation**:</w:t>
-      </w:r>
-    </w:p>
-    <w:p>
-      <w:pPr>
-        <w:pStyle w:val="ListBullet"/>
-      </w:pPr>
-      <w:r>
-        <w:t>Document all findings and implementation details</w:t>
-      </w:r>
-    </w:p>
-    <w:p>
-      <w:pPr>
-        <w:pStyle w:val="ListBullet"/>
-      </w:pPr>
-      <w:r>
-        <w:t>Create comprehensive analysis of results</w:t>
-      </w:r>
-    </w:p>
-    <w:p>
-      <w:pPr>
-        <w:pStyle w:val="ListBullet"/>
-      </w:pPr>
-      <w:r>
-        <w:t>Prepare final project presentation</w:t>
-      </w:r>
-    </w:p>
-    <w:p>
-      <w:pPr>
-        <w:pStyle w:val="Heading3"/>
-      </w:pPr>
-      <w:r>
-        <w:t>Learning Objectives</w:t>
-      </w:r>
-    </w:p>
-    <w:p>
-      <w:r>
-        <w:t>Working individually allows me to:</w:t>
-      </w:r>
-    </w:p>
-    <w:p>
-      <w:pPr>
-        <w:pStyle w:val="ListNumber"/>
-      </w:pPr>
-      <w:r>
-        <w:t>**Master Vision Transformers**: Deep understanding of attention mechanisms</w:t>
-      </w:r>
-    </w:p>
-    <w:p>
-      <w:pPr>
-        <w:pStyle w:val="ListNumber"/>
-      </w:pPr>
-      <w:r>
-        <w:t>**Medical AI Ethics**: Learn about patient privacy and data handling</w:t>
-      </w:r>
-    </w:p>
-    <w:p>
-      <w:pPr>
-        <w:pStyle w:val="ListNumber"/>
-      </w:pPr>
-      <w:r>
-        <w:t>**End-to-End ML**: Complete machine learning pipeline experience</w:t>
-      </w:r>
-    </w:p>
-    <w:p>
-      <w:pPr>
-        <w:pStyle w:val="ListNumber"/>
-      </w:pPr>
-      <w:r>
-        <w:t>**Research Skills**: Independent problem-solving and analysis</w:t>
-      </w:r>
-    </w:p>
-    <w:p>
-      <w:pPr>
-        <w:pStyle w:val="ListNumber"/>
-      </w:pPr>
-      <w:r>
-        <w:t>**Technical Writing**: Clear documentation and presentation</w:t>
-      </w:r>
-    </w:p>
-    <w:p>
-      <w:pPr>
-        <w:pStyle w:val="Heading3"/>
-      </w:pPr>
-      <w:r>
-        <w:t>Project Timeline</w:t>
-      </w:r>
-    </w:p>
-    <w:p>
-      <w:r>
-        <w:t>**Week 1**: Repository analysis and planning (current)</w:t>
-      </w:r>
-      <w:r>
-        <w:t xml:space="preserve"> **Week 2-3**: Environment setup and model implementation</w:t>
-      </w:r>
-      <w:r>
-        <w:t xml:space="preserve"> **Week 4-5**: Training and evaluation</w:t>
-      </w:r>
-      <w:r>
-        <w:t xml:space="preserve"> **Week 6**: Results analysis and documentation</w:t>
-      </w:r>
-      <w:r>
-        <w:t xml:space="preserve"> **Week 7**: Final presentation preparation</w:t>
-      </w:r>
-    </w:p>
-    <w:p>
-      <w:pPr>
-        <w:pStyle w:val="Heading3"/>
-      </w:pPr>
-      <w:r>
-        <w:t>Communication Plan</w:t>
-      </w:r>
-    </w:p>
-    <w:p>
-      <w:r>
-        <w:t>Since this is individual work:</w:t>
-      </w:r>
-    </w:p>
-    <w:p>
-      <w:pPr>
-        <w:pStyle w:val="ListBullet"/>
-      </w:pPr>
-      <w:r>
-        <w:t>Regular self-assessment and progress tracking</w:t>
-      </w:r>
-    </w:p>
-    <w:p>
-      <w:pPr>
-        <w:pStyle w:val="ListBullet"/>
-      </w:pPr>
-      <w:r>
-        <w:t>Office hours with instructor for guidance</w:t>
-      </w:r>
-    </w:p>
-    <w:p>
-      <w:pPr>
-        <w:pStyle w:val="ListBullet"/>
-      </w:pPr>
-      <w:r>
-        <w:t>Peer discussion during class sessions</w:t>
-      </w:r>
-    </w:p>
-    <w:p>
-      <w:pPr>
-        <w:pStyle w:val="ListBullet"/>
-      </w:pPr>
-      <w:r>
-        <w:t>Clear documentation for reproducibility</w:t>
-      </w:r>
-    </w:p>
-    <w:p>
-      <w:r>
-        <w:t>This individual approach ensures I gain comprehensive experience with both Vision Transformers and medical AI applications.</w:t>
+        <w:t>All weekly deliverables</w:t>
       </w:r>
     </w:p>
     <w:sectPr>
